--- a/AI Chatbot Interaction Analysis.docx
+++ b/AI Chatbot Interaction Analysis.docx
@@ -6,6 +6,20 @@
       <w:r>
         <w:t xml:space="preserve">AI Chatbot Interaction Analysis </w:t>
       </w:r>
+      <w:r>
+        <w:br/>
+      </w:r>
+      <w:hyperlink r:id="rId5" w:history="1">
+        <w:r>
+          <w:rPr>
+            <w:rStyle w:val="Hyperlink"/>
+          </w:rPr>
+          <w:t>https://public.tableau.com/shared/G28KGNF2Z?:display_count=n&amp;:origin=viz_share_link</w:t>
+        </w:r>
+      </w:hyperlink>
+      <w:r>
+        <w:br/>
+      </w:r>
     </w:p>
     <w:p/>
     <w:p>
@@ -14,6 +28,27 @@
       </w:r>
       <w:r>
         <w:t xml:space="preserve">: </w:t>
+      </w:r>
+      <w:hyperlink r:id="rId6" w:history="1">
+        <w:r>
+          <w:rPr>
+            <w:rStyle w:val="Hyperlink"/>
+          </w:rPr>
+          <w:t>https://public.tableau.com/views/ResponseAnalysis_17767766550280/ResponseAnalysis?:language=en-US&amp;publish=yes&amp;:sid=&amp;:redirect=auth&amp;:display_count=n&amp;:origin=viz_share_link</w:t>
+        </w:r>
+      </w:hyperlink>
+    </w:p>
+    <w:p/>
+    <w:p>
+      <w:pPr>
+        <w:pStyle w:val="ListParagraph"/>
+        <w:numPr>
+          <w:ilvl w:val="0"/>
+          <w:numId w:val="1"/>
+        </w:numPr>
+      </w:pPr>
+      <w:r>
+        <w:t xml:space="preserve">total interactions, </w:t>
       </w:r>
     </w:p>
     <w:p>
@@ -25,7 +60,7 @@
         </w:numPr>
       </w:pPr>
       <w:r>
-        <w:t xml:space="preserve">total interactions, </w:t>
+        <w:t xml:space="preserve">average session duration, and </w:t>
       </w:r>
     </w:p>
     <w:p>
@@ -37,18 +72,6 @@
         </w:numPr>
       </w:pPr>
       <w:r>
-        <w:t xml:space="preserve">average session duration, and </w:t>
-      </w:r>
-    </w:p>
-    <w:p>
-      <w:pPr>
-        <w:pStyle w:val="ListParagraph"/>
-        <w:numPr>
-          <w:ilvl w:val="0"/>
-          <w:numId w:val="1"/>
-        </w:numPr>
-      </w:pPr>
-      <w:r>
         <w:t>average response time.</w:t>
       </w:r>
     </w:p>
@@ -99,12 +122,34 @@
         <w:t xml:space="preserve"> </w:t>
       </w:r>
     </w:p>
+    <w:p>
+      <w:hyperlink r:id="rId7" w:history="1">
+        <w:r>
+          <w:rPr>
+            <w:rStyle w:val="Hyperlink"/>
+          </w:rPr>
+          <w:t>https://public.tableau.com/views/SessionDurationDistribution/SessionDurationDistribution?:language=en-US&amp;publish=yes&amp;:sid=&amp;:redirect=auth&amp;:display_count=n&amp;:origin=viz_share_link</w:t>
+        </w:r>
+      </w:hyperlink>
+    </w:p>
+    <w:p/>
     <w:p/>
     <w:p>
       <w:r>
         <w:t xml:space="preserve">Visualization 3: Session Duration Distribution Summary: This histogram shows the distribution of session durations, highlighting typical interaction lengths. </w:t>
       </w:r>
     </w:p>
+    <w:p>
+      <w:hyperlink r:id="rId8" w:history="1">
+        <w:r>
+          <w:rPr>
+            <w:rStyle w:val="Hyperlink"/>
+          </w:rPr>
+          <w:t>https://public.tableau.com/views/Queryperformance/QueryPerformance?:language=en-US&amp;publish=yes&amp;:sid=&amp;:redirect=auth&amp;:display_count=n&amp;:origin=viz_share_link</w:t>
+        </w:r>
+      </w:hyperlink>
+    </w:p>
+    <w:p/>
     <w:sectPr>
       <w:pgSz w:w="12240" w:h="15840"/>
       <w:pgMar w:top="1440" w:right="1440" w:bottom="1440" w:left="1440" w:header="708" w:footer="708" w:gutter="0"/>
@@ -1151,6 +1196,29 @@
       <w:spacing w:val="5"/>
     </w:rPr>
   </w:style>
+  <w:style w:type="character" w:styleId="Hyperlink">
+    <w:name w:val="Hyperlink"/>
+    <w:basedOn w:val="DefaultParagraphFont"/>
+    <w:uiPriority w:val="99"/>
+    <w:unhideWhenUsed/>
+    <w:rsid w:val="00F57FBC"/>
+    <w:rPr>
+      <w:color w:val="467886" w:themeColor="hyperlink"/>
+      <w:u w:val="single"/>
+    </w:rPr>
+  </w:style>
+  <w:style w:type="character" w:styleId="UnresolvedMention">
+    <w:name w:val="Unresolved Mention"/>
+    <w:basedOn w:val="DefaultParagraphFont"/>
+    <w:uiPriority w:val="99"/>
+    <w:semiHidden/>
+    <w:unhideWhenUsed/>
+    <w:rsid w:val="00F57FBC"/>
+    <w:rPr>
+      <w:color w:val="605E5C"/>
+      <w:shd w:val="clear" w:color="auto" w:fill="E1DFDD"/>
+    </w:rPr>
+  </w:style>
 </w:styles>
 </file>
 
